--- a/2026-Q3/Devotionals/EulogyForJoAnnaParker-Rev6.docx
+++ b/2026-Q3/Devotionals/EulogyForJoAnnaParker-Rev6.docx
@@ -232,7 +232,19 @@
         <w:rPr>
           <w:highlight w:val="yellow"/>
         </w:rPr>
-        <w:t xml:space="preserve">/ In the end, Jo Anna was simply not able to articulate her hope for reconciliation and communion with you all.  I now </w:t>
+        <w:t>/ In the end, Jo Anna was simply not able to articulate her hope for reconciliation and communion</w:t>
+      </w:r>
+      <w:r>
+        <w:rPr>
+          <w:highlight w:val="yellow"/>
+        </w:rPr>
+        <w:t xml:space="preserve"> with everyone</w:t>
+      </w:r>
+      <w:r>
+        <w:rPr>
+          <w:highlight w:val="yellow"/>
+        </w:rPr>
+        <w:t xml:space="preserve">.  I now </w:t>
       </w:r>
       <w:r>
         <w:rPr>
